--- a/Stundenplan_V70_Anleitung.docx
+++ b/Stundenplan_V70_Anleitung.docx
@@ -1540,6 +1540,30 @@
         <w:pStyle w:val="BodyText"/>
       </w:pPr>
       <w:r>
+        <w:t xml:space="preserve">⚠</w:t>
+      </w:r>
+      <w:r>
+        <w:t xml:space="preserve"> </w:t>
+      </w:r>
+      <w:r>
+        <w:rPr>
+          <w:bCs/>
+          <w:b/>
+        </w:rPr>
+        <w:t xml:space="preserve">Wichtig:</w:t>
+      </w:r>
+      <w:r>
+        <w:t xml:space="preserve"> </w:t>
+      </w:r>
+      <w:r>
+        <w:t xml:space="preserve">Jede Zeile der UV benötigt zwingend ein Fach und mindestens eine Klasse (auch wenn die Zeile über „Ignore (i)“ vom Verplanen ausgenommen ist). Fehlt Fach oder Klasse, kommt es beim Einlesen bzw. bei der Planberechnung zu Fehlermeldungen. Vor dem Solverlauf die UV daher auf leere Fach- oder Klassenzellen prüfen.</w:t>
+      </w:r>
+    </w:p>
+    <w:p>
+      <w:pPr>
+        <w:pStyle w:val="BodyText"/>
+      </w:pPr>
+      <w:r>
         <w:rPr>
           <w:iCs/>
           <w:i/>
@@ -8196,7 +8220,7 @@
       </w:r>
     </w:p>
     <w:bookmarkEnd w:id="81"/>
-    <w:bookmarkStart w:id="84" w:name="hinweise-und-fehlerbehebung"/>
+    <w:bookmarkStart w:id="85" w:name="hinweise-und-fehlerbehebung"/>
     <w:p>
       <w:pPr>
         <w:pStyle w:val="Heading1"/>
@@ -8460,13 +8484,33 @@
       </w:tr>
     </w:tbl>
     <w:bookmarkEnd w:id="82"/>
-    <w:bookmarkStart w:id="83" w:name="allgemeine-hinweise"/>
+    <w:bookmarkStart w:id="83" w:name="X5f2caa1a28ec42b378dccc3ab948516da715ee5"/>
     <w:p>
       <w:pPr>
         <w:pStyle w:val="Heading3"/>
       </w:pPr>
       <w:r>
-        <w:t xml:space="preserve">Allgemeine Hinweise</w:t>
+        <w:t xml:space="preserve">Checkliste: Fehlerursache bei Infeasibility (</w:t>
+      </w:r>
+      <w:r>
+        <w:t xml:space="preserve">“</w:t>
+      </w:r>
+      <w:r>
+        <w:t xml:space="preserve">unlösbar</w:t>
+      </w:r>
+      <w:r>
+        <w:t xml:space="preserve">”</w:t>
+      </w:r>
+      <w:r>
+        <w:t xml:space="preserve">) finden</w:t>
+      </w:r>
+    </w:p>
+    <w:p>
+      <w:pPr>
+        <w:pStyle w:val="FirstParagraph"/>
+      </w:pPr>
+      <w:r>
+        <w:t xml:space="preserve">Meldet der Solver nach Button 7 Infeasibility, hilft folgende Reihenfolge, die Ursache selbst einzugrenzen. Punkt 1–2 kosten nichts (nur Lesen), danach absteigend nach Häufigkeit sortiert.</w:t>
       </w:r>
     </w:p>
     <w:p>
@@ -8477,7 +8521,39 @@
         </w:numPr>
       </w:pPr>
       <w:r>
-        <w:t xml:space="preserve">Die Excel-Datei darf während des Programmbetriebs nicht in Excel geöffnet sein, da sonst Schreibzugriffe fehlschlagen.</w:t>
+        <w:t xml:space="preserve">☐</w:t>
+      </w:r>
+      <w:r>
+        <w:t xml:space="preserve"> </w:t>
+      </w:r>
+      <w:r>
+        <w:rPr>
+          <w:bCs/>
+          <w:b/>
+        </w:rPr>
+        <w:t xml:space="preserve">Status genau lesen.</w:t>
+      </w:r>
+      <w:r>
+        <w:t xml:space="preserve"> </w:t>
+      </w:r>
+      <w:r>
+        <w:t xml:space="preserve">„BEWIESEN unlösbar“ (Status Infeasible) ist ein echtes Problem in den Daten. „Zeitlimit abgelaufen – Lösbarkeit unbekannt“ (Status Unknown) ist dagegen</w:t>
+      </w:r>
+      <w:r>
+        <w:t xml:space="preserve"> </w:t>
+      </w:r>
+      <w:r>
+        <w:rPr>
+          <w:bCs/>
+          <w:b/>
+        </w:rPr>
+        <w:t xml:space="preserve">kein</w:t>
+      </w:r>
+      <w:r>
+        <w:t xml:space="preserve"> </w:t>
+      </w:r>
+      <w:r>
+        <w:t xml:space="preserve">bewiesenes Infeasible, sondern nur ein zu knappes Zeitlimit — zuerst „Zeitlimit Sekunden“ im Sheet PM erhöhen und erneut versuchen, bevor an den Daten gesucht wird.</w:t>
       </w:r>
     </w:p>
     <w:p>
@@ -8488,7 +8564,23 @@
         </w:numPr>
       </w:pPr>
       <w:r>
-        <w:t xml:space="preserve">Lehrerkürzel in UV, ZWL und StD müssen exakt übereinstimmen (Groß-/Kleinschreibung beachten).</w:t>
+        <w:t xml:space="preserve">☐</w:t>
+      </w:r>
+      <w:r>
+        <w:t xml:space="preserve"> </w:t>
+      </w:r>
+      <w:r>
+        <w:rPr>
+          <w:bCs/>
+          <w:b/>
+        </w:rPr>
+        <w:t xml:space="preserve">Automatische Diagnose im Log lesen</w:t>
+      </w:r>
+      <w:r>
+        <w:t xml:space="preserve"> </w:t>
+      </w:r>
+      <w:r>
+        <w:t xml:space="preserve">(siehe „Diagnose bei Infeasibility“ weiter oben in diesem Kapitel). Das Programm testet nach jedem Infeasible-Ergebnis selbstständig stufenweise durch (Basis → Räume → Fach/Klasse/Tag → Doppelstunden/Pausen → Freie Tage) und nennt im Log meist schon die schuldige Stufe bzw. den konkreten Lehrer/die konkrete Klasse. Diese Meldung zuerst lesen, bevor die folgenden Punkte einzeln von Hand durchgegangen werden.</w:t>
       </w:r>
     </w:p>
     <w:p>
@@ -8499,7 +8591,23 @@
         </w:numPr>
       </w:pPr>
       <w:r>
-        <w:t xml:space="preserve">Klassennamen in UV und ZWK müssen exakt übereinstimmen.</w:t>
+        <w:t xml:space="preserve">☐</w:t>
+      </w:r>
+      <w:r>
+        <w:t xml:space="preserve"> </w:t>
+      </w:r>
+      <w:r>
+        <w:rPr>
+          <w:bCs/>
+          <w:b/>
+        </w:rPr>
+        <w:t xml:space="preserve">UV: Fach/Klasse leer?</w:t>
+      </w:r>
+      <w:r>
+        <w:t xml:space="preserve"> </w:t>
+      </w:r>
+      <w:r>
+        <w:t xml:space="preserve">Jede Zeile braucht zwingend Fach und mindestens eine Klasse (siehe Warnhinweis Kapitel 2.1) — leere Zellen können sich als scheinbar unlösbares Modell äußern statt als klare Fehlermeldung.</w:t>
       </w:r>
     </w:p>
     <w:p>
@@ -8510,7 +8618,23 @@
         </w:numPr>
       </w:pPr>
       <w:r>
-        <w:t xml:space="preserve">Nach dem Laden der Excel-Datei (Button 2) werden keine automatischen Neuberechnungen ausgelöst. Änderungen in der Datei erfordern ein erneutes Laden.</w:t>
+        <w:t xml:space="preserve">☐</w:t>
+      </w:r>
+      <w:r>
+        <w:t xml:space="preserve"> </w:t>
+      </w:r>
+      <w:r>
+        <w:rPr>
+          <w:bCs/>
+          <w:b/>
+        </w:rPr>
+        <w:t xml:space="preserve">Fix UNrn: Kollisionen?</w:t>
+      </w:r>
+      <w:r>
+        <w:t xml:space="preserve"> </w:t>
+      </w:r>
+      <w:r>
+        <w:t xml:space="preserve">Sheet „Fix UNrn“ nach dem Solverlauf gegen das automatisch erzeugte Sheet „ChkFix“ prüfen (siehe Button 7). Zwei UNrn mit demselben Lehrer oder derselben Klasse (ohne KKK- oder A/B-Wochen-Ausnahme) im selben Slot machen das Modell sofort unlösbar — unabhängig von allen anderen Daten.</w:t>
       </w:r>
     </w:p>
     <w:p>
@@ -8521,7 +8645,23 @@
         </w:numPr>
       </w:pPr>
       <w:r>
-        <w:t xml:space="preserve">Das Solver-Zeitlimit gilt pro Lösungsversuch. Bei vielen Tauschpaaren kann die Gesamtlaufzeit von Button 3 entsprechend länger sein.</w:t>
+        <w:t xml:space="preserve">☐</w:t>
+      </w:r>
+      <w:r>
+        <w:t xml:space="preserve"> </w:t>
+      </w:r>
+      <w:r>
+        <w:rPr>
+          <w:bCs/>
+          <w:b/>
+        </w:rPr>
+        <w:t xml:space="preserve">Zeitwunsch −3 zu großzügig gesetzt?</w:t>
+      </w:r>
+      <w:r>
+        <w:t xml:space="preserve"> </w:t>
+      </w:r>
+      <w:r>
+        <w:t xml:space="preserve">Sheets ZWL (Lehrer) und ZWK (Klassen): Bleiben nach Abzug aller −3-Sperren pro Woche noch mindestens so viele freie Slots übrig, wie der Lehrer bzw. die Klasse an Wochenstunden benötigt? Besonders bei Lehrern mit vielen UNrn und gleichzeitig vielen Sperrzeiten prüfen.</w:t>
       </w:r>
     </w:p>
     <w:p>
@@ -8529,6 +8669,268 @@
         <w:numPr>
           <w:ilvl w:val="0"/>
           <w:numId w:val="1013"/>
+        </w:numPr>
+      </w:pPr>
+      <w:r>
+        <w:t xml:space="preserve">☐</w:t>
+      </w:r>
+      <w:r>
+        <w:t xml:space="preserve"> </w:t>
+      </w:r>
+      <w:r>
+        <w:rPr>
+          <w:bCs/>
+          <w:b/>
+        </w:rPr>
+        <w:t xml:space="preserve">Freie Tage (Sheet FT) zu streng?</w:t>
+      </w:r>
+      <w:r>
+        <w:t xml:space="preserve"> </w:t>
+      </w:r>
+      <w:r>
+        <w:t xml:space="preserve">Ein Lehrer mit „−3“ in Spalte C muss die geforderte Anzahl Tage zwingend frei bekommen. In Kombination mit zusätzlichen ZWL-−3-Sperren an den verbleibenden Tagen kann das die Wst des Lehrers nicht mehr unterbringen.</w:t>
+      </w:r>
+    </w:p>
+    <w:p>
+      <w:pPr>
+        <w:numPr>
+          <w:ilvl w:val="0"/>
+          <w:numId w:val="1013"/>
+        </w:numPr>
+      </w:pPr>
+      <w:r>
+        <w:t xml:space="preserve">☐</w:t>
+      </w:r>
+      <w:r>
+        <w:t xml:space="preserve"> </w:t>
+      </w:r>
+      <w:r>
+        <w:rPr>
+          <w:bCs/>
+          <w:b/>
+        </w:rPr>
+        <w:t xml:space="preserve">Fachraum-Limit (Sheet FGR / Spalte FachGruppe in UV) zu niedrig?</w:t>
+      </w:r>
+      <w:r>
+        <w:t xml:space="preserve"> </w:t>
+      </w:r>
+      <w:r>
+        <w:t xml:space="preserve">Prüfen, ob zu einer Fachgruppe mehr parallele Blöcke existieren, als das Limit für einzelne Zeitslots erlaubt — besonders bei Fächern mit wenigen Räumen (z. B. Sporthallen, Fachräume Chemie/Physik).</w:t>
+      </w:r>
+    </w:p>
+    <w:p>
+      <w:pPr>
+        <w:numPr>
+          <w:ilvl w:val="0"/>
+          <w:numId w:val="1013"/>
+        </w:numPr>
+      </w:pPr>
+      <w:r>
+        <w:t xml:space="preserve">☐</w:t>
+      </w:r>
+      <w:r>
+        <w:t xml:space="preserve"> </w:t>
+      </w:r>
+      <w:r>
+        <w:rPr>
+          <w:bCs/>
+          <w:b/>
+        </w:rPr>
+        <w:t xml:space="preserve">Tagesregel / „keine 3 in Folge“ verletzbar?</w:t>
+      </w:r>
+      <w:r>
+        <w:t xml:space="preserve"> </w:t>
+      </w:r>
+      <w:r>
+        <w:t xml:space="preserve">Ein Block mit hoher Wochenstundenzahl ohne (oder mit zu enger) Doppelstunden-Vorgabe (Spalte Dopp.Std.) kann rechnerisch dazu zwingen, an einem Tag 3 Stunden am Stück zu liegen — das ist immer verboten. Abhilfe: Dopp.Std. sinnvoll setzen oder Wst auf mehr Tage verteilbar machen.</w:t>
+      </w:r>
+    </w:p>
+    <w:p>
+      <w:pPr>
+        <w:numPr>
+          <w:ilvl w:val="0"/>
+          <w:numId w:val="1013"/>
+        </w:numPr>
+      </w:pPr>
+      <w:r>
+        <w:t xml:space="preserve">☐</w:t>
+      </w:r>
+      <w:r>
+        <w:t xml:space="preserve"> </w:t>
+      </w:r>
+      <w:r>
+        <w:rPr>
+          <w:bCs/>
+          <w:b/>
+        </w:rPr>
+        <w:t xml:space="preserve">Gleiches Fach in derselben Klasse mehrfach am Tag fixiert?</w:t>
+      </w:r>
+      <w:r>
+        <w:t xml:space="preserve"> </w:t>
+      </w:r>
+      <w:r>
+        <w:t xml:space="preserve">Die Tagesregel erlaubt maximal 2 Stunden desselben Fachs pro Klasse und Tag. Bei echten Ausnahmen (z. B. 3-stündiger Kurs am Stück) das Fach künstlich umbenennen (LI1/LI2/LI3), damit es als unterschiedliches Fach zählt (siehe Warnhinweis unter Button 7).</w:t>
+      </w:r>
+    </w:p>
+    <w:p>
+      <w:pPr>
+        <w:numPr>
+          <w:ilvl w:val="0"/>
+          <w:numId w:val="1013"/>
+        </w:numPr>
+      </w:pPr>
+      <w:r>
+        <w:t xml:space="preserve">☐</w:t>
+      </w:r>
+      <w:r>
+        <w:t xml:space="preserve"> </w:t>
+      </w:r>
+      <w:r>
+        <w:rPr>
+          <w:bCs/>
+          <w:b/>
+        </w:rPr>
+        <w:t xml:space="preserve">Gleiches Fach/Klasse auf mehrere UNrn verteilt?</w:t>
+      </w:r>
+      <w:r>
+        <w:t xml:space="preserve"> </w:t>
+      </w:r>
+      <w:r>
+        <w:t xml:space="preserve">Zwei verschiedene UNrn mit identischem Fach und identischer Klasse können nicht am selben Tag liegen (siehe Hinweis unter Button 7). Gibt es mehr solcher UNrn als Wochentage, ist das Modell zwangsläufig unlösbar — betroffene Stunden zu einer UNr mit Doppelstunden-Vorgabe zusammenfassen oder bewusst über A/B-Wochen trennen.</w:t>
+      </w:r>
+    </w:p>
+    <w:p>
+      <w:pPr>
+        <w:numPr>
+          <w:ilvl w:val="0"/>
+          <w:numId w:val="1013"/>
+        </w:numPr>
+      </w:pPr>
+      <w:r>
+        <w:t xml:space="preserve">☐</w:t>
+      </w:r>
+      <w:r>
+        <w:t xml:space="preserve"> </w:t>
+      </w:r>
+      <w:r>
+        <w:rPr>
+          <w:bCs/>
+          <w:b/>
+        </w:rPr>
+        <w:t xml:space="preserve">Große Pausen + „Verbot späte Doppel“ zu restriktiv?</w:t>
+      </w:r>
+      <w:r>
+        <w:t xml:space="preserve"> </w:t>
+      </w:r>
+      <w:r>
+        <w:t xml:space="preserve">Wenn kaum noch erlaubte Doppelstunden-Positionen übrig bleiben (z. B. viele Pausen plus Verbot später Doppelstunden gleichzeitig aktiv), können Blöcke mit Doppelstunden-Pflicht (Dopp.Std.-Minimum) nicht mehr untergebracht werden.</w:t>
+      </w:r>
+    </w:p>
+    <w:p>
+      <w:pPr>
+        <w:numPr>
+          <w:ilvl w:val="0"/>
+          <w:numId w:val="1013"/>
+        </w:numPr>
+      </w:pPr>
+      <w:r>
+        <w:t xml:space="preserve">☐</w:t>
+      </w:r>
+      <w:r>
+        <w:t xml:space="preserve"> </w:t>
+      </w:r>
+      <w:r>
+        <w:rPr>
+          <w:bCs/>
+          <w:b/>
+        </w:rPr>
+        <w:t xml:space="preserve">Wochenstunden grundsätzlich realistisch?</w:t>
+      </w:r>
+      <w:r>
+        <w:t xml:space="preserve"> </w:t>
+      </w:r>
+      <w:r>
+        <w:t xml:space="preserve">Grobe Kontrollrechnung: Summe der Wst je Lehrer bzw. je Klasse darf die Anzahl der im Sheet Lös definierten Zeitslots (Zeilen Mo–Fr × Stunden) nicht überschreiten — abzüglich aller −3-Sperren und Pflichtfreien-Tage.</w:t>
+      </w:r>
+    </w:p>
+    <w:p>
+      <w:pPr>
+        <w:pStyle w:val="FirstParagraph"/>
+      </w:pPr>
+      <w:r>
+        <w:t xml:space="preserve">ℹ Nach jeder Korrektur in der Excel-Datei: Datei speichern, Button 1 (Excel-Datei einlesen) erneut ausführen und danach Button 7 neu starten — Änderungen wirken erst nach dem Neuladen.</w:t>
+      </w:r>
+    </w:p>
+    <w:bookmarkEnd w:id="83"/>
+    <w:bookmarkStart w:id="84" w:name="allgemeine-hinweise"/>
+    <w:p>
+      <w:pPr>
+        <w:pStyle w:val="Heading3"/>
+      </w:pPr>
+      <w:r>
+        <w:t xml:space="preserve">Allgemeine Hinweise</w:t>
+      </w:r>
+    </w:p>
+    <w:p>
+      <w:pPr>
+        <w:numPr>
+          <w:ilvl w:val="0"/>
+          <w:numId w:val="1014"/>
+        </w:numPr>
+      </w:pPr>
+      <w:r>
+        <w:t xml:space="preserve">Die Excel-Datei darf während des Programmbetriebs nicht in Excel geöffnet sein, da sonst Schreibzugriffe fehlschlagen.</w:t>
+      </w:r>
+    </w:p>
+    <w:p>
+      <w:pPr>
+        <w:numPr>
+          <w:ilvl w:val="0"/>
+          <w:numId w:val="1014"/>
+        </w:numPr>
+      </w:pPr>
+      <w:r>
+        <w:t xml:space="preserve">Lehrerkürzel in UV, ZWL und StD müssen exakt übereinstimmen (Groß-/Kleinschreibung beachten).</w:t>
+      </w:r>
+    </w:p>
+    <w:p>
+      <w:pPr>
+        <w:numPr>
+          <w:ilvl w:val="0"/>
+          <w:numId w:val="1014"/>
+        </w:numPr>
+      </w:pPr>
+      <w:r>
+        <w:t xml:space="preserve">Klassennamen in UV und ZWK müssen exakt übereinstimmen.</w:t>
+      </w:r>
+    </w:p>
+    <w:p>
+      <w:pPr>
+        <w:numPr>
+          <w:ilvl w:val="0"/>
+          <w:numId w:val="1014"/>
+        </w:numPr>
+      </w:pPr>
+      <w:r>
+        <w:t xml:space="preserve">Nach dem Laden der Excel-Datei (Button 2) werden keine automatischen Neuberechnungen ausgelöst. Änderungen in der Datei erfordern ein erneutes Laden.</w:t>
+      </w:r>
+    </w:p>
+    <w:p>
+      <w:pPr>
+        <w:numPr>
+          <w:ilvl w:val="0"/>
+          <w:numId w:val="1014"/>
+        </w:numPr>
+      </w:pPr>
+      <w:r>
+        <w:t xml:space="preserve">Das Solver-Zeitlimit gilt pro Lösungsversuch. Bei vielen Tauschpaaren kann die Gesamtlaufzeit von Button 3 entsprechend länger sein.</w:t>
+      </w:r>
+    </w:p>
+    <w:p>
+      <w:pPr>
+        <w:numPr>
+          <w:ilvl w:val="0"/>
+          <w:numId w:val="1014"/>
         </w:numPr>
       </w:pPr>
       <w:r>
@@ -8555,16 +8957,16 @@
       <w:pPr>
         <w:numPr>
           <w:ilvl w:val="0"/>
-          <w:numId w:val="1013"/>
+          <w:numId w:val="1014"/>
         </w:numPr>
       </w:pPr>
       <w:r>
         <w:t xml:space="preserve">Die Zellen in StD und Dopp.Std. immer als Text formatieren, damit Excel keine Datumsumwandlungen vornimmt.</w:t>
       </w:r>
     </w:p>
-    <w:bookmarkEnd w:id="83"/>
     <w:bookmarkEnd w:id="84"/>
-    <w:bookmarkStart w:id="85" w:name="glossar"/>
+    <w:bookmarkEnd w:id="85"/>
+    <w:bookmarkStart w:id="86" w:name="glossar"/>
     <w:p>
       <w:pPr>
         <w:pStyle w:val="Heading1"/>
@@ -9246,7 +9648,7 @@
         <w:t xml:space="preserve">Seite von</w:t>
       </w:r>
     </w:p>
-    <w:bookmarkEnd w:id="85"/>
+    <w:bookmarkEnd w:id="86"/>
     <w:sectPr/>
   </w:body>
 </w:document>
@@ -9423,6 +9825,91 @@
     <w:lvl w:ilvl="8">
       <w:numFmt w:val="bullet"/>
       <w:lvlText w:val="•"/>
+      <w:lvlJc w:val="left"/>
+      <w:pPr>
+        <w:ind w:left="6480" w:hanging="480"/>
+      </w:pPr>
+    </w:lvl>
+  </w:abstractNum>
+  <w:abstractNum w:abstractNumId="99411">
+    <w:nsid w:val="A99411"/>
+    <w:multiLevelType w:val="multilevel"/>
+    <w:lvl w:ilvl="0">
+      <w:start w:val="1"/>
+      <w:numFmt w:val="decimal"/>
+      <w:lvlText w:val="%1."/>
+      <w:lvlJc w:val="left"/>
+      <w:pPr>
+        <w:ind w:left="720" w:hanging="480"/>
+      </w:pPr>
+    </w:lvl>
+    <w:lvl w:ilvl="1">
+      <w:start w:val="1"/>
+      <w:numFmt w:val="decimal"/>
+      <w:lvlText w:val="%2."/>
+      <w:lvlJc w:val="left"/>
+      <w:pPr>
+        <w:ind w:left="1440" w:hanging="480"/>
+      </w:pPr>
+    </w:lvl>
+    <w:lvl w:ilvl="2">
+      <w:start w:val="1"/>
+      <w:numFmt w:val="decimal"/>
+      <w:lvlText w:val="%3."/>
+      <w:lvlJc w:val="left"/>
+      <w:pPr>
+        <w:ind w:left="2160" w:hanging="480"/>
+      </w:pPr>
+    </w:lvl>
+    <w:lvl w:ilvl="3">
+      <w:start w:val="1"/>
+      <w:numFmt w:val="decimal"/>
+      <w:lvlText w:val="%4."/>
+      <w:lvlJc w:val="left"/>
+      <w:pPr>
+        <w:ind w:left="2880" w:hanging="480"/>
+      </w:pPr>
+    </w:lvl>
+    <w:lvl w:ilvl="4">
+      <w:start w:val="1"/>
+      <w:numFmt w:val="decimal"/>
+      <w:lvlText w:val="%5."/>
+      <w:lvlJc w:val="left"/>
+      <w:pPr>
+        <w:ind w:left="3600" w:hanging="480"/>
+      </w:pPr>
+    </w:lvl>
+    <w:lvl w:ilvl="5">
+      <w:start w:val="1"/>
+      <w:numFmt w:val="decimal"/>
+      <w:lvlText w:val="%6."/>
+      <w:lvlJc w:val="left"/>
+      <w:pPr>
+        <w:ind w:left="4320" w:hanging="480"/>
+      </w:pPr>
+    </w:lvl>
+    <w:lvl w:ilvl="6">
+      <w:start w:val="1"/>
+      <w:numFmt w:val="decimal"/>
+      <w:lvlText w:val="%7."/>
+      <w:lvlJc w:val="left"/>
+      <w:pPr>
+        <w:ind w:left="5040" w:hanging="480"/>
+      </w:pPr>
+    </w:lvl>
+    <w:lvl w:ilvl="7">
+      <w:start w:val="1"/>
+      <w:numFmt w:val="decimal"/>
+      <w:lvlText w:val="%8."/>
+      <w:lvlJc w:val="left"/>
+      <w:pPr>
+        <w:ind w:left="5760" w:hanging="480"/>
+      </w:pPr>
+    </w:lvl>
+    <w:lvl w:ilvl="8">
+      <w:start w:val="1"/>
+      <w:numFmt w:val="decimal"/>
+      <w:lvlText w:val="%9."/>
       <w:lvlJc w:val="left"/>
       <w:pPr>
         <w:ind w:left="6480" w:hanging="480"/>
@@ -9469,6 +9956,36 @@
     <w:abstractNumId w:val="991"/>
   </w:num>
   <w:num w:numId="1013">
+    <w:abstractNumId w:val="99411"/>
+    <w:lvlOverride w:ilvl="0">
+      <w:startOverride w:val="1"/>
+    </w:lvlOverride>
+    <w:lvlOverride w:ilvl="1">
+      <w:startOverride w:val="1"/>
+    </w:lvlOverride>
+    <w:lvlOverride w:ilvl="2">
+      <w:startOverride w:val="1"/>
+    </w:lvlOverride>
+    <w:lvlOverride w:ilvl="3">
+      <w:startOverride w:val="1"/>
+    </w:lvlOverride>
+    <w:lvlOverride w:ilvl="4">
+      <w:startOverride w:val="1"/>
+    </w:lvlOverride>
+    <w:lvlOverride w:ilvl="5">
+      <w:startOverride w:val="1"/>
+    </w:lvlOverride>
+    <w:lvlOverride w:ilvl="6">
+      <w:startOverride w:val="1"/>
+    </w:lvlOverride>
+    <w:lvlOverride w:ilvl="7">
+      <w:startOverride w:val="1"/>
+    </w:lvlOverride>
+    <w:lvlOverride w:ilvl="8">
+      <w:startOverride w:val="1"/>
+    </w:lvlOverride>
+  </w:num>
+  <w:num w:numId="1014">
     <w:abstractNumId w:val="991"/>
   </w:num>
 </w:numbering>
